--- a/outputs/00_evidence_index/T30_final_conclusion_matrix.docx
+++ b/outputs/00_evidence_index/T30_final_conclusion_matrix.docx
@@ -864,7 +864,7 @@
           <w:i/>
           <w:sz w:val="14"/>
         </w:rPr>
-        <w:t>Generated by PV-MEPCG / PulseVision at 2026-09-11T05:02:18.882998+00:00</w:t>
+        <w:t>Generated by PV-MEPCG / PulseVision at 2026-09-11T05:52:09.823207+00:00</w:t>
       </w:r>
     </w:p>
     <w:sectPr>

--- a/outputs/00_evidence_index/T30_final_conclusion_matrix.docx
+++ b/outputs/00_evidence_index/T30_final_conclusion_matrix.docx
@@ -304,7 +304,7 @@
               <w:rPr>
                 <w:sz w:val="18"/>
               </w:rPr>
-              <w:t>Partially achieved: both ablations are measured; the literature review table is not yet produced (Phase 101)</w:t>
+              <w:t>Achieved: both ablations and the literature review are produced</w:t>
             </w:r>
           </w:p>
         </w:tc>
@@ -343,7 +343,7 @@
               <w:rPr>
                 <w:sz w:val="18"/>
               </w:rPr>
-              <w:t>PP-09, T17, T18, T29</w:t>
+              <w:t>PP-09, T17, T18, LIT-01, LIT-02, T29</w:t>
             </w:r>
           </w:p>
         </w:tc>
@@ -356,7 +356,7 @@
               <w:rPr>
                 <w:sz w:val="18"/>
               </w:rPr>
-              <w:t>outputs/02_preprocessing/preprocessing_ablation.csv; outputs/09_ablation/T17_feature_family_ablation.csv; outputs/09_ablation/T18_all_features_versus_selected_features.csv</w:t>
+              <w:t>outputs/02_preprocessing/preprocessing_ablation.csv; outputs/09_ablation/T17_feature_family_ablation.csv; outputs/09_ablation/T18_all_features_versus_selected_features.csv; outputs/16_literature_review/LIT-01_literature_review_and_state_of_the_art.csv</w:t>
             </w:r>
           </w:p>
         </w:tc>
@@ -855,7 +855,7 @@
           <w:i/>
           <w:sz w:val="14"/>
         </w:rPr>
-        <w:t>Source: outputs/06_binary_results/final_model_selection.csv; outputs/06_binary_results/EXP-A2/aggregate_metrics.csv; outputs/09_ablation/T-S5_leave_one_source_out_generalization.csv; outputs/08_circor_external_validation/T16_cross_dataset_generalization.csv; outputs/02_preprocessing/preprocessing_ablation.csv; outputs/09_ablation/T17_feature_family_ablation.csv; outputs/09_ablation/T18_all_features_versus_selected_features.csv; outputs/12_statistics/paired_fold_tests_interpreted.csv; outputs/06_binary_results/T09_equal_weight_versus_optimized_ensemble.csv; outputs/10_robustness/T23_calibration_and_confidence_summary.csv; outputs/09_ablation/T19_search_and_optimization_ablation.csv; outputs/09_robustness_analysis/T20_noise_robustness.csv; outputs/09_robustness_analysis/T21_duration_robustness.csv; outputs/08_circor_external_validation/T22_auscultation_location_analysis.csv; outputs/10_robustness/T27_false_positive_and_false_negative_analysis.csv; outputs/11_complexity/T24_complexity_analysis.csv; outputs/07_multiclass_results/T11_pascal_a_multiclass_results.csv; outputs/07_multiclass_results/T12_pascal_b_multiclass_results.csv; outputs/08_circor_external_validation/T13_circor_murmur_classification_results.csv; outputs/08_circor_external_validation/T14_circor_clinical_outcome_results.csv; outputs/07_multiclass_results/T-S3_physionet_diagnosis_multiclass_within_one_source.csv; outputs/07_multiclass_results/T-S4_diagnosis_per_class_results_within_one_source.csv</w:t>
+        <w:t>Source: outputs/06_binary_results/final_model_selection.csv; outputs/06_binary_results/EXP-A2/aggregate_metrics.csv; outputs/09_ablation/T-S5_leave_one_source_out_generalization.csv; outputs/08_circor_external_validation/T16_cross_dataset_generalization.csv; outputs/02_preprocessing/preprocessing_ablation.csv; outputs/09_ablation/T17_feature_family_ablation.csv; outputs/09_ablation/T18_all_features_versus_selected_features.csv; outputs/16_literature_review/LIT-01_literature_review_and_state_of_the_art.csv; outputs/12_statistics/paired_fold_tests_interpreted.csv; outputs/06_binary_results/T09_equal_weight_versus_optimized_ensemble.csv; outputs/10_robustness/T23_calibration_and_confidence_summary.csv; outputs/09_ablation/T19_search_and_optimization_ablation.csv; outputs/09_robustness_analysis/T20_noise_robustness.csv; outputs/09_robustness_analysis/T21_duration_robustness.csv; outputs/08_circor_external_validation/T22_auscultation_location_analysis.csv; outputs/10_robustness/T27_false_positive_and_false_negative_analysis.csv; outputs/11_complexity/T24_complexity_analysis.csv; outputs/07_multiclass_results/T11_pascal_a_multiclass_results.csv; outputs/07_multiclass_results/T12_pascal_b_multiclass_results.csv; outputs/08_circor_external_validation/T13_circor_murmur_classification_results.csv; outputs/08_circor_external_validation/T14_circor_clinical_outcome_results.csv; outputs/07_multiclass_results/T-S3_physionet_diagnosis_multiclass_within_one_source.csv; outputs/07_multiclass_results/T-S4_diagnosis_per_class_results_within_one_source.csv</w:t>
       </w:r>
     </w:p>
     <w:p>
@@ -864,7 +864,7 @@
           <w:i/>
           <w:sz w:val="14"/>
         </w:rPr>
-        <w:t>Generated by PV-MEPCG / PulseVision at 2026-09-11T05:52:09.823207+00:00</w:t>
+        <w:t>Generated by PV-MEPCG / PulseVision at 2026-09-11T13:18:04.286596+00:00</w:t>
       </w:r>
     </w:p>
     <w:sectPr>
